--- a/FireFound-Documentation.docx
+++ b/FireFound-Documentation.docx
@@ -101,23 +101,25 @@
     </w:p>
     <w:p>
       <w:pPr>
-        <w:spacing w:after="120"/>
+        <w:spacing w:before="560" w:after="100"/>
         <w:rPr>
           <w:sz w:val="32"/>
           <w:szCs w:val="32"/>
         </w:rPr>
       </w:pPr>
-      <w:r>
+    </w:p>
+    <w:p>
+      <w:pPr>
+        <w:spacing w:before="560" w:after="100"/>
         <w:rPr>
           <w:sz w:val="32"/>
           <w:szCs w:val="32"/>
         </w:rPr>
-        <w:t>Submitted By:</w:t>
-      </w:r>
-    </w:p>
-    <w:p>
-      <w:pPr>
-        <w:spacing w:after="120"/>
+      </w:pPr>
+    </w:p>
+    <w:p>
+      <w:pPr>
+        <w:spacing w:before="560" w:after="100"/>
         <w:rPr>
           <w:sz w:val="32"/>
           <w:szCs w:val="32"/>
@@ -126,50 +128,21 @@
     </w:p>
     <w:p>
       <w:pPr>
-        <w:spacing w:after="80"/>
-      </w:pPr>
-      <w:proofErr w:type="gramStart"/>
-      <w:r>
-        <w:rPr>
-          <w:rFonts w:cs="Georgia"/>
-          <w:b/>
-          <w:bCs/>
-          <w:color w:val="222222"/>
-          <w:sz w:val="26"/>
-          <w:szCs w:val="26"/>
-        </w:rPr>
-        <w:t>3060  Saxi</w:t>
-      </w:r>
-      <w:proofErr w:type="gramEnd"/>
-      <w:r>
-        <w:rPr>
-          <w:rFonts w:cs="Georgia"/>
-          <w:b/>
-          <w:bCs/>
-          <w:color w:val="222222"/>
-          <w:sz w:val="26"/>
-          <w:szCs w:val="26"/>
-        </w:rPr>
-        <w:t xml:space="preserve"> Patel</w:t>
-      </w:r>
-    </w:p>
-    <w:p>
-      <w:r>
-        <w:rPr>
-          <w:rFonts w:cs="Georgia"/>
-          <w:b/>
-          <w:bCs/>
-          <w:color w:val="222222"/>
-          <w:sz w:val="26"/>
-          <w:szCs w:val="26"/>
-        </w:rPr>
-        <w:t>3067  Hitanshi Purnvairagi</w:t>
-      </w:r>
-    </w:p>
-    <w:p>
-      <w:r>
-        <w:br w:type="page"/>
-      </w:r>
+        <w:spacing w:before="560" w:after="100"/>
+        <w:rPr>
+          <w:sz w:val="32"/>
+          <w:szCs w:val="32"/>
+        </w:rPr>
+      </w:pPr>
+    </w:p>
+    <w:p>
+      <w:pPr>
+        <w:spacing w:before="560" w:after="100"/>
+        <w:rPr>
+          <w:sz w:val="32"/>
+          <w:szCs w:val="32"/>
+        </w:rPr>
+      </w:pPr>
     </w:p>
     <w:p>
       <w:pPr>
@@ -232,13 +205,7 @@
         <w:rPr>
           <w:rFonts w:cs="Georgia"/>
         </w:rPr>
-        <w:t>The aim was to build a pipeline th</w:t>
-      </w:r>
-      <w:r>
-        <w:rPr>
-          <w:rFonts w:cs="Georgia"/>
-        </w:rPr>
-        <w:t>at extracts meaningful visual features from raw images, trains a Support Vector Machine on those features, and serves predictions through a web interface — all within the constraints of NumPy, OpenCV, and scikit-learn.</w:t>
+        <w:t>The aim was to build a pipeline that extracts meaningful visual features from raw images, trains a Support Vector Machine on those features, and serves predictions through a web interface — all within the constraints of NumPy, OpenCV, and scikit-learn.</w:t>
       </w:r>
     </w:p>
     <w:p>
@@ -250,13 +217,7 @@
         <w:rPr>
           <w:rFonts w:cs="Georgia"/>
         </w:rPr>
-        <w:t>A secondary goal was making the syste</w:t>
-      </w:r>
-      <w:r>
-        <w:rPr>
-          <w:rFonts w:cs="Georgia"/>
-        </w:rPr>
-        <w:t>m accessible: any registered user can upload an image and receive a prediction along with confidence scores for both classes, without writing any code.</w:t>
+        <w:t>A secondary goal was making the system accessible: any registered user can upload an image and receive a prediction along with confidence scores for both classes, without writing any code.</w:t>
       </w:r>
     </w:p>
     <w:p>
@@ -307,13 +268,7 @@
         <w:rPr>
           <w:rFonts w:cs="Georgia"/>
         </w:rPr>
-        <w:t>Wildfires cause enormous ecological and economic damage every year</w:t>
-      </w:r>
-      <w:r>
-        <w:rPr>
-          <w:rFonts w:cs="Georgia"/>
-        </w:rPr>
-        <w:t>. Manual monitoring of forests through cameras, drones, or satellite imagery is simply not scalable — the volume of footage generated exceeds what any human team can review in real time.</w:t>
+        <w:t>Wildfires cause enormous ecological and economic damage every year. Manual monitoring of forests through cameras, drones, or satellite imagery is simply not scalable — the volume of footage generated exceeds what any human team can review in real time.</w:t>
       </w:r>
     </w:p>
     <w:p>
@@ -325,13 +280,7 @@
         <w:rPr>
           <w:rFonts w:cs="Georgia"/>
         </w:rPr>
-        <w:t xml:space="preserve">The core problem is detection latency. By the time a fire is spotted </w:t>
-      </w:r>
-      <w:r>
-        <w:rPr>
-          <w:rFonts w:cs="Georgia"/>
-        </w:rPr>
-        <w:t>and reported, it may have already grown beyond easy containment. An automated classifier that can scan images and flag fire-affected frames allows responders to focus precisely where they are needed.</w:t>
+        <w:t>The core problem is detection latency. By the time a fire is spotted and reported, it may have already grown beyond easy containment. An automated classifier that can scan images and flag fire-affected frames allows responders to focus precisely where they are needed.</w:t>
       </w:r>
     </w:p>
     <w:p>
@@ -343,13 +292,7 @@
         <w:rPr>
           <w:rFonts w:cs="Georgia"/>
         </w:rPr>
-        <w:t>FireFound addresses this as a binary classification prob</w:t>
-      </w:r>
-      <w:r>
-        <w:rPr>
-          <w:rFonts w:cs="Georgia"/>
-        </w:rPr>
-        <w:t>lem: given one RGB image, output either Wildfire or Normal Sky — along with the model's confidence in that decision.</w:t>
+        <w:t>FireFound addresses this as a binary classification problem: given one RGB image, output either Wildfire or Normal Sky — along with the model's confidence in that decision.</w:t>
       </w:r>
     </w:p>
     <w:p>
@@ -427,13 +370,7 @@
         <w:rPr>
           <w:rFonts w:cs="Georgia"/>
         </w:rPr>
-        <w:t>Every image is loaded with OpenCV, resized to 128×128 pixels, and converted into grays</w:t>
-      </w:r>
-      <w:r>
-        <w:rPr>
-          <w:rFonts w:cs="Georgia"/>
-        </w:rPr>
-        <w:t>cale and HSV colour spaces. The fixed size is required for HOG computation. Pixel values are implicitly normalised through histogram normalisation and HOG block normalisation.</w:t>
+        <w:t>Every image is loaded with OpenCV, resized to 128×128 pixels, and converted into grayscale and HSV colour spaces. The fixed size is required for HOG computation. Pixel values are implicitly normalised through histogram normalisation and HOG block normalisation.</w:t>
       </w:r>
     </w:p>
     <w:p>
@@ -462,13 +399,7 @@
           <w:rFonts w:cs="Georgia"/>
         </w:rPr>
         <w:lastRenderedPageBreak/>
-        <w:t xml:space="preserve">The Histogram of Oriented Gradients descriptor captures local edge </w:t>
-      </w:r>
-      <w:r>
-        <w:rPr>
-          <w:rFonts w:cs="Georgia"/>
-        </w:rPr>
-        <w:t>structure. Using 8×8 cells, 16×16 blocks, and 9 orientation bins, it produces a vector of roughly 3780 numbers per image.</w:t>
+        <w:t>The Histogram of Oriented Gradients descriptor captures local edge structure. Using 8×8 cells, 16×16 blocks, and 9 orientation bins, it produces a vector of roughly 3780 numbers per image.</w:t>
       </w:r>
     </w:p>
     <w:p>
@@ -480,13 +411,7 @@
         <w:rPr>
           <w:rFonts w:cs="Georgia"/>
         </w:rPr>
-        <w:t>Fire and smoke produce dense, irregular, multi-directional gradients — quite unlike the smooth gradients of sky or uniform canopy. HOG</w:t>
-      </w:r>
-      <w:r>
-        <w:rPr>
-          <w:rFonts w:cs="Georgia"/>
-        </w:rPr>
-        <w:t xml:space="preserve"> captures this distinction well.</w:t>
+        <w:t>Fire and smoke produce dense, irregular, multi-directional gradients — quite unlike the smooth gradients of sky or uniform canopy. HOG captures this distinction well.</w:t>
       </w:r>
     </w:p>
     <w:p>
@@ -514,13 +439,7 @@
         <w:rPr>
           <w:rFonts w:cs="Georgia"/>
         </w:rPr>
-        <w:t xml:space="preserve">Fire pixels cluster in the low-hue range (0–30°, red-orange), with high saturation and moderate-to-high value. Separate 32-bin normalised histograms are computed for the H, S, and V channels, giving 96 </w:t>
-      </w:r>
-      <w:r>
-        <w:rPr>
-          <w:rFonts w:cs="Georgia"/>
-        </w:rPr>
-        <w:t>numbers that describe the scene's colour signature.</w:t>
+        <w:t>Fire pixels cluster in the low-hue range (0–30°, red-orange), with high saturation and moderate-to-high value. Separate 32-bin normalised histograms are computed for the H, S, and V channels, giving 96 numbers that describe the scene's colour signature.</w:t>
       </w:r>
     </w:p>
     <w:p>
@@ -548,13 +467,7 @@
         <w:rPr>
           <w:rFonts w:cs="Georgia"/>
         </w:rPr>
-        <w:t>The grayscale image is divided into a 4×4 spatial grid. For each of the 16 cells, three statistics are computed: mean, standard deviation, and a skewness proxy (mean minus median</w:t>
-      </w:r>
-      <w:r>
-        <w:rPr>
-          <w:rFonts w:cs="Georgia"/>
-        </w:rPr>
-        <w:t>). This gives 48 values capturing local texture variation — fire and smoke regions show notably higher variance than sky or foliage.</w:t>
+        <w:t>The grayscale image is divided into a 4×4 spatial grid. For each of the 16 cells, three statistics are computed: mean, standard deviation, and a skewness proxy (mean minus median). This gives 48 values capturing local texture variation — fire and smoke regions show notably higher variance than sky or foliage.</w:t>
       </w:r>
     </w:p>
     <w:p>
@@ -582,27 +495,7 @@
         <w:rPr>
           <w:rFonts w:cs="Georgia"/>
         </w:rPr>
-        <w:t xml:space="preserve">The three feature sets are concatenated into a ~3924-dimensional vector. </w:t>
-      </w:r>
-      <w:proofErr w:type="spellStart"/>
-      <w:r>
-        <w:rPr>
-          <w:rFonts w:cs="Georgia"/>
-        </w:rPr>
-        <w:t>StandardScaler</w:t>
-      </w:r>
-      <w:proofErr w:type="spellEnd"/>
-      <w:r>
-        <w:rPr>
-          <w:rFonts w:cs="Georgia"/>
-        </w:rPr>
-        <w:t xml:space="preserve"> normalises all dime</w:t>
-      </w:r>
-      <w:r>
-        <w:rPr>
-          <w:rFonts w:cs="Georgia"/>
-        </w:rPr>
-        <w:t>nsions to zero mean and unit variance — critical for SVM, which is sensitive to feature magnitude.</w:t>
+        <w:t>The three feature sets are concatenated into a ~3924-dimensional vector. StandardScaler normalises all dimensions to zero mean and unit variance — critical for SVM, which is sensitive to feature magnitude.</w:t>
       </w:r>
     </w:p>
     <w:p>
@@ -642,34 +535,13 @@
         <w:rPr>
           <w:rFonts w:cs="Georgia"/>
         </w:rPr>
-        <w:t>An SVM with</w:t>
-      </w:r>
-      <w:r>
-        <w:rPr>
-          <w:rFonts w:cs="Georgia"/>
-        </w:rPr>
-        <w:t xml:space="preserve"> RBF kernel (C=10, gamma=scale) classifies the PCA-compressed features. Hyperparameters were selected via 5-fold </w:t>
-      </w:r>
-      <w:proofErr w:type="spellStart"/>
-      <w:r>
-        <w:rPr>
-          <w:rFonts w:cs="Georgia"/>
-        </w:rPr>
-        <w:t>GridSearchCV</w:t>
-      </w:r>
-      <w:proofErr w:type="spellEnd"/>
-      <w:r>
-        <w:rPr>
-          <w:rFonts w:cs="Georgia"/>
-        </w:rPr>
-        <w:t>. Platt scaling enables probability output alongside the hard class decision.</w:t>
+        <w:t>An SVM with RBF kernel (C=10, gamma=scale) classifies the PCA-compressed features. Hyperparameters were selected via 5-fold GridSearchCV. Platt scaling enables probability output alongside the hard class decision.</w:t>
       </w:r>
     </w:p>
     <w:p>
       <w:pPr>
         <w:spacing w:before="560" w:after="100"/>
       </w:pPr>
-      <w:proofErr w:type="gramStart"/>
       <w:r>
         <w:rPr>
           <w:rFonts w:ascii="Courier New" w:eastAsia="Courier New" w:hAnsi="Courier New" w:cs="Courier New"/>
@@ -678,9 +550,206 @@
           <w:sz w:val="16"/>
           <w:szCs w:val="16"/>
         </w:rPr>
-        <w:t>04  —</w:t>
-      </w:r>
-      <w:proofErr w:type="gramEnd"/>
+        <w:t>04  —  TECHNOLOGIES USED</w:t>
+      </w:r>
+    </w:p>
+    <w:p>
+      <w:pPr>
+        <w:spacing w:after="240"/>
+      </w:pPr>
+      <w:r>
+        <w:rPr>
+          <w:rFonts w:cs="Georgia"/>
+          <w:b/>
+          <w:bCs/>
+          <w:color w:val="111111"/>
+          <w:sz w:val="38"/>
+          <w:szCs w:val="38"/>
+        </w:rPr>
+        <w:t>Tech Stack</w:t>
+      </w:r>
+    </w:p>
+    <w:p>
+      <w:pPr>
+        <w:pBdr>
+          <w:bottom w:val="single" w:sz="10" w:space="1" w:color="CC2200"/>
+        </w:pBdr>
+        <w:spacing w:after="320"/>
+      </w:pPr>
+    </w:p>
+    <w:p>
+      <w:pPr>
+        <w:spacing w:after="140"/>
+      </w:pPr>
+      <w:r>
+        <w:rPr>
+          <w:rFonts w:ascii="Courier New" w:eastAsia="Courier New" w:hAnsi="Courier New" w:cs="Courier New"/>
+          <w:b/>
+          <w:bCs/>
+          <w:color w:val="222222"/>
+          <w:sz w:val="22"/>
+          <w:szCs w:val="22"/>
+        </w:rPr>
+        <w:t xml:space="preserve">OpenCV (cv2)  </w:t>
+      </w:r>
+      <w:r>
+        <w:rPr>
+          <w:rFonts w:cs="Georgia"/>
+          <w:sz w:val="22"/>
+          <w:szCs w:val="22"/>
+        </w:rPr>
+        <w:t>— Image loading, resizing, colour conversion, histogram computation, HOGDescriptor.</w:t>
+      </w:r>
+    </w:p>
+    <w:p>
+      <w:pPr>
+        <w:spacing w:after="140"/>
+      </w:pPr>
+      <w:r>
+        <w:rPr>
+          <w:rFonts w:ascii="Courier New" w:eastAsia="Courier New" w:hAnsi="Courier New" w:cs="Courier New"/>
+          <w:b/>
+          <w:bCs/>
+          <w:color w:val="222222"/>
+          <w:sz w:val="22"/>
+          <w:szCs w:val="22"/>
+        </w:rPr>
+        <w:t xml:space="preserve">scikit-learn  </w:t>
+      </w:r>
+      <w:r>
+        <w:rPr>
+          <w:rFonts w:cs="Georgia"/>
+          <w:sz w:val="22"/>
+          <w:szCs w:val="22"/>
+        </w:rPr>
+        <w:t>— SVC, StandardScaler, PCA, GridSearchCV, cross_val_score, confusion matrix.</w:t>
+      </w:r>
+    </w:p>
+    <w:p>
+      <w:pPr>
+        <w:spacing w:after="140"/>
+      </w:pPr>
+      <w:r>
+        <w:rPr>
+          <w:rFonts w:ascii="Courier New" w:eastAsia="Courier New" w:hAnsi="Courier New" w:cs="Courier New"/>
+          <w:b/>
+          <w:bCs/>
+          <w:color w:val="222222"/>
+          <w:sz w:val="22"/>
+          <w:szCs w:val="22"/>
+        </w:rPr>
+        <w:t xml:space="preserve">NumPy  </w:t>
+      </w:r>
+      <w:r>
+        <w:rPr>
+          <w:rFonts w:cs="Georgia"/>
+          <w:sz w:val="22"/>
+          <w:szCs w:val="22"/>
+        </w:rPr>
+        <w:t>— Array operations, feature concatenation, all numerical computation.</w:t>
+      </w:r>
+    </w:p>
+    <w:p>
+      <w:pPr>
+        <w:spacing w:after="140"/>
+      </w:pPr>
+      <w:r>
+        <w:rPr>
+          <w:rFonts w:ascii="Courier New" w:eastAsia="Courier New" w:hAnsi="Courier New" w:cs="Courier New"/>
+          <w:b/>
+          <w:bCs/>
+          <w:color w:val="222222"/>
+          <w:sz w:val="22"/>
+          <w:szCs w:val="22"/>
+        </w:rPr>
+        <w:t xml:space="preserve">Matplotlib + Seaborn  </w:t>
+      </w:r>
+      <w:r>
+        <w:rPr>
+          <w:rFonts w:cs="Georgia"/>
+          <w:sz w:val="22"/>
+          <w:szCs w:val="22"/>
+        </w:rPr>
+        <w:t>— Confusion matrix heatmaps, PCA scree plot, sample prediction grids.</w:t>
+      </w:r>
+    </w:p>
+    <w:p>
+      <w:pPr>
+        <w:spacing w:after="140"/>
+      </w:pPr>
+      <w:r>
+        <w:rPr>
+          <w:rFonts w:ascii="Courier New" w:eastAsia="Courier New" w:hAnsi="Courier New" w:cs="Courier New"/>
+          <w:b/>
+          <w:bCs/>
+          <w:color w:val="222222"/>
+          <w:sz w:val="22"/>
+          <w:szCs w:val="22"/>
+        </w:rPr>
+        <w:lastRenderedPageBreak/>
+        <w:t xml:space="preserve">Pandas  </w:t>
+      </w:r>
+      <w:r>
+        <w:rPr>
+          <w:rFonts w:cs="Georgia"/>
+          <w:sz w:val="22"/>
+          <w:szCs w:val="22"/>
+        </w:rPr>
+        <w:t>— Dataset metadata and experiment result organisation in the notebook.</w:t>
+      </w:r>
+    </w:p>
+    <w:p>
+      <w:pPr>
+        <w:spacing w:after="140"/>
+      </w:pPr>
+      <w:r>
+        <w:rPr>
+          <w:rFonts w:ascii="Courier New" w:eastAsia="Courier New" w:hAnsi="Courier New" w:cs="Courier New"/>
+          <w:b/>
+          <w:bCs/>
+          <w:color w:val="222222"/>
+          <w:sz w:val="22"/>
+          <w:szCs w:val="22"/>
+        </w:rPr>
+        <w:t xml:space="preserve">Flask  </w:t>
+      </w:r>
+      <w:r>
+        <w:rPr>
+          <w:rFonts w:cs="Georgia"/>
+          <w:sz w:val="22"/>
+          <w:szCs w:val="22"/>
+        </w:rPr>
+        <w:t>— Web backend. Handles image upload, model inference, session auth, and Jinja2 template rendering.</w:t>
+      </w:r>
+    </w:p>
+    <w:p>
+      <w:pPr>
+        <w:spacing w:after="140"/>
+      </w:pPr>
+      <w:r>
+        <w:rPr>
+          <w:rFonts w:ascii="Courier New" w:eastAsia="Courier New" w:hAnsi="Courier New" w:cs="Courier New"/>
+          <w:b/>
+          <w:bCs/>
+          <w:color w:val="222222"/>
+          <w:sz w:val="22"/>
+          <w:szCs w:val="22"/>
+        </w:rPr>
+        <w:t xml:space="preserve">Pickle  </w:t>
+      </w:r>
+      <w:r>
+        <w:rPr>
+          <w:rFonts w:cs="Georgia"/>
+          <w:sz w:val="22"/>
+          <w:szCs w:val="22"/>
+        </w:rPr>
+        <w:t>— Serialises trained SVM, StandardScaler, and PCA objects for reuse in the web app.</w:t>
+      </w:r>
+    </w:p>
+    <w:p>
+      <w:pPr>
+        <w:spacing w:before="560" w:after="100"/>
+      </w:pPr>
       <w:r>
         <w:rPr>
           <w:rFonts w:ascii="Courier New" w:eastAsia="Courier New" w:hAnsi="Courier New" w:cs="Courier New"/>
@@ -689,7 +758,7 @@
           <w:sz w:val="16"/>
           <w:szCs w:val="16"/>
         </w:rPr>
-        <w:t xml:space="preserve">  TECHNOLOGIES USED</w:t>
+        <w:t>05  —  RESULTS</w:t>
       </w:r>
     </w:p>
     <w:p>
@@ -705,7 +774,7 @@
           <w:sz w:val="38"/>
           <w:szCs w:val="38"/>
         </w:rPr>
-        <w:t>Tech Stack</w:t>
+        <w:t>Model Performance</w:t>
       </w:r>
     </w:p>
     <w:p>
@@ -718,214 +787,192 @@
     </w:p>
     <w:p>
       <w:pPr>
-        <w:spacing w:after="140"/>
-      </w:pPr>
+        <w:spacing w:after="180"/>
+        <w:jc w:val="both"/>
+      </w:pPr>
+      <w:r>
+        <w:rPr>
+          <w:rFonts w:cs="Georgia"/>
+        </w:rPr>
+        <w:t>The final SVM model (RBF kernel, C=10) was evaluated on a held-out test set of 68 images — images the model never saw during training or cross-validation.</w:t>
+      </w:r>
+    </w:p>
+    <w:p>
+      <w:pPr>
+        <w:spacing w:after="120"/>
+      </w:pPr>
+    </w:p>
+    <w:p>
+      <w:pPr>
+        <w:pBdr>
+          <w:bottom w:val="single" w:sz="2" w:space="1" w:color="EEEEEE"/>
+        </w:pBdr>
+        <w:spacing w:before="100" w:after="100"/>
+      </w:pPr>
+      <w:r>
+        <w:rPr>
+          <w:rFonts w:cs="Georgia"/>
+        </w:rPr>
+        <w:t>Final Test Accuracy</w:t>
+      </w:r>
       <w:r>
         <w:rPr>
           <w:rFonts w:ascii="Courier New" w:eastAsia="Courier New" w:hAnsi="Courier New" w:cs="Courier New"/>
           <w:b/>
           <w:bCs/>
           <w:color w:val="222222"/>
-          <w:sz w:val="22"/>
-          <w:szCs w:val="22"/>
-        </w:rPr>
-        <w:t>OpenCV (cv2</w:t>
-      </w:r>
-      <w:proofErr w:type="gramStart"/>
+        </w:rPr>
+        <w:t xml:space="preserve">  91.18%</w:t>
+      </w:r>
+    </w:p>
+    <w:p>
+      <w:pPr>
+        <w:pBdr>
+          <w:bottom w:val="single" w:sz="2" w:space="1" w:color="EEEEEE"/>
+        </w:pBdr>
+        <w:spacing w:before="100" w:after="100"/>
+      </w:pPr>
+      <w:r>
+        <w:rPr>
+          <w:rFonts w:cs="Georgia"/>
+        </w:rPr>
+        <w:t>5-Fold CV Accuracy</w:t>
+      </w:r>
       <w:r>
         <w:rPr>
           <w:rFonts w:ascii="Courier New" w:eastAsia="Courier New" w:hAnsi="Courier New" w:cs="Courier New"/>
           <w:b/>
           <w:bCs/>
           <w:color w:val="222222"/>
-          <w:sz w:val="22"/>
-          <w:szCs w:val="22"/>
-        </w:rPr>
-        <w:t xml:space="preserve">)  </w:t>
-      </w:r>
-      <w:r>
-        <w:rPr>
-          <w:rFonts w:cs="Georgia"/>
-          <w:sz w:val="22"/>
-          <w:szCs w:val="22"/>
-        </w:rPr>
-        <w:t>—</w:t>
-      </w:r>
-      <w:proofErr w:type="gramEnd"/>
-      <w:r>
-        <w:rPr>
-          <w:rFonts w:cs="Georgia"/>
-          <w:sz w:val="22"/>
-          <w:szCs w:val="22"/>
-        </w:rPr>
-        <w:t xml:space="preserve"> Image loading, resizing, colour conversion, histogram computation, </w:t>
-      </w:r>
-      <w:proofErr w:type="spellStart"/>
-      <w:r>
-        <w:rPr>
-          <w:rFonts w:cs="Georgia"/>
-          <w:sz w:val="22"/>
-          <w:szCs w:val="22"/>
-        </w:rPr>
-        <w:t>HOGDescriptor</w:t>
-      </w:r>
-      <w:proofErr w:type="spellEnd"/>
-      <w:r>
-        <w:rPr>
-          <w:rFonts w:cs="Georgia"/>
-          <w:sz w:val="22"/>
-          <w:szCs w:val="22"/>
-        </w:rPr>
-        <w:t>.</w:t>
-      </w:r>
-    </w:p>
-    <w:p>
-      <w:pPr>
-        <w:spacing w:after="140"/>
-      </w:pPr>
+        </w:rPr>
+        <w:t xml:space="preserve">  89.58% ± 2.48%</w:t>
+      </w:r>
+    </w:p>
+    <w:p>
+      <w:pPr>
+        <w:pBdr>
+          <w:bottom w:val="single" w:sz="2" w:space="1" w:color="EEEEEE"/>
+        </w:pBdr>
+        <w:spacing w:before="100" w:after="100"/>
+      </w:pPr>
+      <w:r>
+        <w:rPr>
+          <w:rFonts w:cs="Georgia"/>
+        </w:rPr>
+        <w:t>Best Kernel</w:t>
+      </w:r>
       <w:r>
         <w:rPr>
           <w:rFonts w:ascii="Courier New" w:eastAsia="Courier New" w:hAnsi="Courier New" w:cs="Courier New"/>
           <w:b/>
           <w:bCs/>
           <w:color w:val="222222"/>
-          <w:sz w:val="22"/>
-          <w:szCs w:val="22"/>
-        </w:rPr>
-        <w:t>scikit-</w:t>
-      </w:r>
-      <w:proofErr w:type="gramStart"/>
+        </w:rPr>
+        <w:t xml:space="preserve">  RBF  (C = 10, gamma = scale)</w:t>
+      </w:r>
+    </w:p>
+    <w:p>
+      <w:pPr>
+        <w:pBdr>
+          <w:bottom w:val="single" w:sz="2" w:space="1" w:color="EEEEEE"/>
+        </w:pBdr>
+        <w:spacing w:before="100" w:after="100"/>
+      </w:pPr>
+      <w:r>
+        <w:rPr>
+          <w:rFonts w:cs="Georgia"/>
+        </w:rPr>
+        <w:t>Test Dataset Size</w:t>
+      </w:r>
       <w:r>
         <w:rPr>
           <w:rFonts w:ascii="Courier New" w:eastAsia="Courier New" w:hAnsi="Courier New" w:cs="Courier New"/>
           <w:b/>
           <w:bCs/>
           <w:color w:val="222222"/>
-          <w:sz w:val="22"/>
-          <w:szCs w:val="22"/>
-        </w:rPr>
-        <w:t xml:space="preserve">learn  </w:t>
-      </w:r>
-      <w:r>
-        <w:rPr>
-          <w:rFonts w:cs="Georgia"/>
-          <w:sz w:val="22"/>
-          <w:szCs w:val="22"/>
-        </w:rPr>
-        <w:t>—</w:t>
-      </w:r>
-      <w:proofErr w:type="gramEnd"/>
-      <w:r>
-        <w:rPr>
-          <w:rFonts w:cs="Georgia"/>
-          <w:sz w:val="22"/>
-          <w:szCs w:val="22"/>
-        </w:rPr>
-        <w:t xml:space="preserve"> SVC, </w:t>
-      </w:r>
-      <w:proofErr w:type="spellStart"/>
-      <w:r>
-        <w:rPr>
-          <w:rFonts w:cs="Georgia"/>
-          <w:sz w:val="22"/>
-          <w:szCs w:val="22"/>
-        </w:rPr>
-        <w:t>StandardScaler</w:t>
-      </w:r>
-      <w:proofErr w:type="spellEnd"/>
-      <w:r>
-        <w:rPr>
-          <w:rFonts w:cs="Georgia"/>
-          <w:sz w:val="22"/>
-          <w:szCs w:val="22"/>
-        </w:rPr>
-        <w:t xml:space="preserve">, PCA, </w:t>
-      </w:r>
-      <w:proofErr w:type="spellStart"/>
-      <w:r>
-        <w:rPr>
-          <w:rFonts w:cs="Georgia"/>
-          <w:sz w:val="22"/>
-          <w:szCs w:val="22"/>
-        </w:rPr>
-        <w:t>GridSearchCV</w:t>
-      </w:r>
-      <w:proofErr w:type="spellEnd"/>
-      <w:r>
-        <w:rPr>
-          <w:rFonts w:cs="Georgia"/>
-          <w:sz w:val="22"/>
-          <w:szCs w:val="22"/>
-        </w:rPr>
-        <w:t xml:space="preserve">, </w:t>
-      </w:r>
-      <w:proofErr w:type="spellStart"/>
-      <w:r>
-        <w:rPr>
-          <w:rFonts w:cs="Georgia"/>
-          <w:sz w:val="22"/>
-          <w:szCs w:val="22"/>
-        </w:rPr>
-        <w:t>cross_val_score</w:t>
-      </w:r>
-      <w:proofErr w:type="spellEnd"/>
-      <w:r>
-        <w:rPr>
-          <w:rFonts w:cs="Georgia"/>
-          <w:sz w:val="22"/>
-          <w:szCs w:val="22"/>
-        </w:rPr>
-        <w:t>, confusion matrix.</w:t>
-      </w:r>
-    </w:p>
-    <w:p>
-      <w:pPr>
-        <w:spacing w:after="140"/>
-      </w:pPr>
-      <w:proofErr w:type="gramStart"/>
+        </w:rPr>
+        <w:t xml:space="preserve">  68 images</w:t>
+      </w:r>
+    </w:p>
+    <w:p>
+      <w:pPr>
+        <w:spacing w:after="200"/>
+      </w:pPr>
+    </w:p>
+    <w:p>
+      <w:pPr>
+        <w:spacing w:before="220" w:after="100"/>
+      </w:pPr>
+      <w:r>
+        <w:rPr>
+          <w:rFonts w:cs="Georgia"/>
+          <w:b/>
+          <w:bCs/>
+          <w:color w:val="222222"/>
+          <w:sz w:val="24"/>
+          <w:szCs w:val="24"/>
+        </w:rPr>
+        <w:t>Class-wise Breakdown</w:t>
+      </w:r>
+    </w:p>
+    <w:p>
+      <w:pPr>
+        <w:pBdr>
+          <w:bottom w:val="single" w:sz="2" w:space="1" w:color="EEEEEE"/>
+        </w:pBdr>
+        <w:spacing w:before="100" w:after="100"/>
+      </w:pPr>
+      <w:r>
+        <w:rPr>
+          <w:rFonts w:cs="Georgia"/>
+        </w:rPr>
+        <w:t>Precision — No Fire</w:t>
+      </w:r>
       <w:r>
         <w:rPr>
           <w:rFonts w:ascii="Courier New" w:eastAsia="Courier New" w:hAnsi="Courier New" w:cs="Courier New"/>
           <w:b/>
           <w:bCs/>
           <w:color w:val="222222"/>
-          <w:sz w:val="22"/>
-          <w:szCs w:val="22"/>
-        </w:rPr>
-        <w:t xml:space="preserve">NumPy  </w:t>
-      </w:r>
-      <w:r>
-        <w:rPr>
-          <w:rFonts w:cs="Georgia"/>
-          <w:sz w:val="22"/>
-          <w:szCs w:val="22"/>
-        </w:rPr>
-        <w:t>—</w:t>
-      </w:r>
-      <w:proofErr w:type="gramEnd"/>
-      <w:r>
-        <w:rPr>
-          <w:rFonts w:cs="Georgia"/>
-          <w:sz w:val="22"/>
-          <w:szCs w:val="22"/>
-        </w:rPr>
-        <w:t xml:space="preserve"> Array operations, feature concatenation, all numerical computation.</w:t>
-      </w:r>
-    </w:p>
-    <w:p>
-      <w:pPr>
-        <w:spacing w:after="140"/>
-      </w:pPr>
+        </w:rPr>
+        <w:t xml:space="preserve">  0.88</w:t>
+      </w:r>
+    </w:p>
+    <w:p>
+      <w:pPr>
+        <w:pBdr>
+          <w:bottom w:val="single" w:sz="2" w:space="1" w:color="EEEEEE"/>
+        </w:pBdr>
+        <w:spacing w:before="100" w:after="100"/>
+      </w:pPr>
+      <w:r>
+        <w:rPr>
+          <w:rFonts w:cs="Georgia"/>
+        </w:rPr>
+        <w:t>Recall — No Fire</w:t>
+      </w:r>
       <w:r>
         <w:rPr>
           <w:rFonts w:ascii="Courier New" w:eastAsia="Courier New" w:hAnsi="Courier New" w:cs="Courier New"/>
           <w:b/>
           <w:bCs/>
           <w:color w:val="222222"/>
-          <w:sz w:val="22"/>
-          <w:szCs w:val="22"/>
-        </w:rPr>
-        <w:t>Matp</w:t>
+        </w:rPr>
+        <w:t xml:space="preserve">  1.00</w:t>
+      </w:r>
+    </w:p>
+    <w:p>
+      <w:pPr>
+        <w:pBdr>
+          <w:bottom w:val="single" w:sz="2" w:space="1" w:color="EEEEEE"/>
+        </w:pBdr>
+        <w:spacing w:before="100" w:after="100"/>
+      </w:pPr>
+      <w:r>
+        <w:rPr>
+          <w:rFonts w:cs="Georgia"/>
+        </w:rPr>
+        <w:t>F1-Score — No Fire</w:t>
       </w:r>
       <w:r>
         <w:rPr>
@@ -933,175 +980,114 @@
           <w:b/>
           <w:bCs/>
           <w:color w:val="222222"/>
-          <w:sz w:val="22"/>
-          <w:szCs w:val="22"/>
-        </w:rPr>
-        <w:t xml:space="preserve">lotlib + </w:t>
-      </w:r>
-      <w:proofErr w:type="gramStart"/>
+        </w:rPr>
+        <w:t xml:space="preserve">  0.94</w:t>
+      </w:r>
+    </w:p>
+    <w:p>
+      <w:pPr>
+        <w:pBdr>
+          <w:bottom w:val="single" w:sz="2" w:space="1" w:color="EEEEEE"/>
+        </w:pBdr>
+        <w:spacing w:before="100" w:after="100"/>
+      </w:pPr>
+      <w:r>
+        <w:rPr>
+          <w:rFonts w:cs="Georgia"/>
+        </w:rPr>
+        <w:t>Precision — Fire</w:t>
+      </w:r>
       <w:r>
         <w:rPr>
           <w:rFonts w:ascii="Courier New" w:eastAsia="Courier New" w:hAnsi="Courier New" w:cs="Courier New"/>
           <w:b/>
           <w:bCs/>
           <w:color w:val="222222"/>
-          <w:sz w:val="22"/>
-          <w:szCs w:val="22"/>
-        </w:rPr>
-        <w:t xml:space="preserve">Seaborn  </w:t>
-      </w:r>
-      <w:r>
-        <w:rPr>
-          <w:rFonts w:cs="Georgia"/>
-          <w:sz w:val="22"/>
-          <w:szCs w:val="22"/>
-        </w:rPr>
-        <w:t>—</w:t>
-      </w:r>
-      <w:proofErr w:type="gramEnd"/>
-      <w:r>
-        <w:rPr>
-          <w:rFonts w:cs="Georgia"/>
-          <w:sz w:val="22"/>
-          <w:szCs w:val="22"/>
-        </w:rPr>
-        <w:t xml:space="preserve"> Confusion matrix heatmaps, PCA scree plot, sample prediction grids.</w:t>
-      </w:r>
-    </w:p>
-    <w:p>
-      <w:pPr>
-        <w:spacing w:after="140"/>
-      </w:pPr>
-      <w:proofErr w:type="gramStart"/>
+        </w:rPr>
+        <w:t xml:space="preserve">  1.00</w:t>
+      </w:r>
+    </w:p>
+    <w:p>
+      <w:pPr>
+        <w:pBdr>
+          <w:bottom w:val="single" w:sz="2" w:space="1" w:color="EEEEEE"/>
+        </w:pBdr>
+        <w:spacing w:before="100" w:after="100"/>
+      </w:pPr>
+      <w:r>
+        <w:rPr>
+          <w:rFonts w:cs="Georgia"/>
+        </w:rPr>
+        <w:t>Recall — Fire</w:t>
+      </w:r>
       <w:r>
         <w:rPr>
           <w:rFonts w:ascii="Courier New" w:eastAsia="Courier New" w:hAnsi="Courier New" w:cs="Courier New"/>
           <w:b/>
           <w:bCs/>
           <w:color w:val="222222"/>
-          <w:sz w:val="22"/>
-          <w:szCs w:val="22"/>
-        </w:rPr>
-        <w:lastRenderedPageBreak/>
-        <w:t xml:space="preserve">Pandas  </w:t>
-      </w:r>
-      <w:r>
-        <w:rPr>
-          <w:rFonts w:cs="Georgia"/>
-          <w:sz w:val="22"/>
-          <w:szCs w:val="22"/>
-        </w:rPr>
-        <w:t>—</w:t>
-      </w:r>
-      <w:proofErr w:type="gramEnd"/>
-      <w:r>
-        <w:rPr>
-          <w:rFonts w:cs="Georgia"/>
-          <w:sz w:val="22"/>
-          <w:szCs w:val="22"/>
-        </w:rPr>
-        <w:t xml:space="preserve"> Dataset metadata and experiment result organisation in the notebook.</w:t>
-      </w:r>
-    </w:p>
-    <w:p>
-      <w:pPr>
-        <w:spacing w:after="140"/>
-      </w:pPr>
-      <w:proofErr w:type="gramStart"/>
+        </w:rPr>
+        <w:t xml:space="preserve">  0.73</w:t>
+      </w:r>
+    </w:p>
+    <w:p>
+      <w:pPr>
+        <w:pBdr>
+          <w:bottom w:val="single" w:sz="2" w:space="1" w:color="EEEEEE"/>
+        </w:pBdr>
+        <w:spacing w:before="100" w:after="100"/>
+      </w:pPr>
+      <w:r>
+        <w:rPr>
+          <w:rFonts w:cs="Georgia"/>
+        </w:rPr>
+        <w:t>F1-Score — Fire</w:t>
+      </w:r>
       <w:r>
         <w:rPr>
           <w:rFonts w:ascii="Courier New" w:eastAsia="Courier New" w:hAnsi="Courier New" w:cs="Courier New"/>
           <w:b/>
           <w:bCs/>
           <w:color w:val="222222"/>
-          <w:sz w:val="22"/>
-          <w:szCs w:val="22"/>
-        </w:rPr>
-        <w:t xml:space="preserve">Flask  </w:t>
-      </w:r>
-      <w:r>
-        <w:rPr>
-          <w:rFonts w:cs="Georgia"/>
-          <w:sz w:val="22"/>
-          <w:szCs w:val="22"/>
-        </w:rPr>
-        <w:t>—</w:t>
-      </w:r>
-      <w:proofErr w:type="gramEnd"/>
-      <w:r>
-        <w:rPr>
-          <w:rFonts w:cs="Georgia"/>
-          <w:sz w:val="22"/>
-          <w:szCs w:val="22"/>
-        </w:rPr>
-        <w:t xml:space="preserve"> Web backend. Handles image upload, model inference, session auth, and Jinja2 tem</w:t>
-      </w:r>
-      <w:r>
-        <w:rPr>
-          <w:rFonts w:cs="Georgia"/>
-          <w:sz w:val="22"/>
-          <w:szCs w:val="22"/>
-        </w:rPr>
-        <w:t>plate rendering.</w:t>
-      </w:r>
-    </w:p>
-    <w:p>
-      <w:pPr>
-        <w:spacing w:after="140"/>
-      </w:pPr>
-      <w:proofErr w:type="gramStart"/>
-      <w:r>
-        <w:rPr>
-          <w:rFonts w:ascii="Courier New" w:eastAsia="Courier New" w:hAnsi="Courier New" w:cs="Courier New"/>
-          <w:b/>
-          <w:bCs/>
-          <w:color w:val="222222"/>
-          <w:sz w:val="22"/>
-          <w:szCs w:val="22"/>
-        </w:rPr>
-        <w:t xml:space="preserve">Pickle  </w:t>
-      </w:r>
-      <w:r>
-        <w:rPr>
-          <w:rFonts w:cs="Georgia"/>
-          <w:sz w:val="22"/>
-          <w:szCs w:val="22"/>
-        </w:rPr>
-        <w:t>—</w:t>
-      </w:r>
-      <w:proofErr w:type="gramEnd"/>
-      <w:r>
-        <w:rPr>
-          <w:rFonts w:cs="Georgia"/>
-          <w:sz w:val="22"/>
-          <w:szCs w:val="22"/>
-        </w:rPr>
-        <w:t xml:space="preserve"> Serialises trained SVM, </w:t>
-      </w:r>
-      <w:proofErr w:type="spellStart"/>
-      <w:r>
-        <w:rPr>
-          <w:rFonts w:cs="Georgia"/>
-          <w:sz w:val="22"/>
-          <w:szCs w:val="22"/>
-        </w:rPr>
-        <w:t>StandardScaler</w:t>
-      </w:r>
-      <w:proofErr w:type="spellEnd"/>
-      <w:r>
-        <w:rPr>
-          <w:rFonts w:cs="Georgia"/>
-          <w:sz w:val="22"/>
-          <w:szCs w:val="22"/>
-        </w:rPr>
-        <w:t>, and PCA objects for reuse in the web app.</w:t>
+        </w:rPr>
+        <w:t xml:space="preserve">  0.84</w:t>
+      </w:r>
+    </w:p>
+    <w:p>
+      <w:pPr>
+        <w:spacing w:after="200"/>
+      </w:pPr>
+    </w:p>
+    <w:p>
+      <w:pPr>
+        <w:spacing w:after="180"/>
+        <w:jc w:val="both"/>
+      </w:pPr>
+      <w:r>
+        <w:rPr>
+          <w:rFonts w:cs="Georgia"/>
+          <w:i/>
+          <w:iCs/>
+        </w:rPr>
+        <w:t>The model shows perfect precision on the fire class — every image it labels as fire is genuinely fire. The lower recall of 0.73 means some fire images are being missed. This is the conservative direction for a real deployment: false alarms are more disruptive than missed detections when precision is the priority.</w:t>
+      </w:r>
+    </w:p>
+    <w:p>
+      <w:pPr>
+        <w:spacing w:after="180"/>
+        <w:jc w:val="both"/>
+      </w:pPr>
+      <w:r>
+        <w:rPr>
+          <w:rFonts w:cs="Georgia"/>
+        </w:rPr>
+        <w:t>The no-fire class achieves perfect recall of 1.00 — the model does not falsely trigger on any normal image in the test set, which is the most important property for a detection system where false positives cause unnecessary emergency responses.</w:t>
       </w:r>
     </w:p>
     <w:p>
       <w:pPr>
         <w:spacing w:before="560" w:after="100"/>
       </w:pPr>
-      <w:proofErr w:type="gramStart"/>
       <w:r>
         <w:rPr>
           <w:rFonts w:ascii="Courier New" w:eastAsia="Courier New" w:hAnsi="Courier New" w:cs="Courier New"/>
@@ -1110,18 +1096,7 @@
           <w:sz w:val="16"/>
           <w:szCs w:val="16"/>
         </w:rPr>
-        <w:t>05  —</w:t>
-      </w:r>
-      <w:proofErr w:type="gramEnd"/>
-      <w:r>
-        <w:rPr>
-          <w:rFonts w:ascii="Courier New" w:eastAsia="Courier New" w:hAnsi="Courier New" w:cs="Courier New"/>
-          <w:color w:val="CC2200"/>
-          <w:spacing w:val="100"/>
-          <w:sz w:val="16"/>
-          <w:szCs w:val="16"/>
-        </w:rPr>
-        <w:t xml:space="preserve">  RESULTS</w:t>
+        <w:t>06  —  FUTURE SCOPE</w:t>
       </w:r>
     </w:p>
     <w:p>
@@ -1137,7 +1112,8 @@
           <w:sz w:val="38"/>
           <w:szCs w:val="38"/>
         </w:rPr>
-        <w:t>Model Performance</w:t>
+        <w:lastRenderedPageBreak/>
+        <w:t>Next Steps</w:t>
       </w:r>
     </w:p>
     <w:p>
@@ -1150,6 +1126,22 @@
     </w:p>
     <w:p>
       <w:pPr>
+        <w:spacing w:before="220" w:after="100"/>
+      </w:pPr>
+      <w:r>
+        <w:rPr>
+          <w:rFonts w:cs="Georgia"/>
+          <w:b/>
+          <w:bCs/>
+          <w:color w:val="222222"/>
+          <w:sz w:val="24"/>
+          <w:szCs w:val="24"/>
+        </w:rPr>
+        <w:t>Data Augmentation</w:t>
+      </w:r>
+    </w:p>
+    <w:p>
+      <w:pPr>
         <w:spacing w:after="180"/>
         <w:jc w:val="both"/>
       </w:pPr>
@@ -1157,184 +1149,8 @@
         <w:rPr>
           <w:rFonts w:cs="Georgia"/>
         </w:rPr>
-        <w:t>The final SVM model (RBF kernel, C=10) was evaluated on a held-out test set of 68 images — images the model never</w:t>
-      </w:r>
-      <w:r>
-        <w:rPr>
-          <w:rFonts w:cs="Georgia"/>
-        </w:rPr>
-        <w:t xml:space="preserve"> saw during training or cross-validation.</w:t>
-      </w:r>
-    </w:p>
-    <w:p>
-      <w:pPr>
-        <w:spacing w:after="120"/>
-      </w:pPr>
-    </w:p>
-    <w:p>
-      <w:pPr>
-        <w:pBdr>
-          <w:bottom w:val="single" w:sz="2" w:space="1" w:color="EEEEEE"/>
-        </w:pBdr>
-        <w:spacing w:before="100" w:after="100"/>
-      </w:pPr>
-      <w:r>
-        <w:rPr>
-          <w:rFonts w:cs="Georgia"/>
-        </w:rPr>
-        <w:t xml:space="preserve">Final Test </w:t>
-      </w:r>
-      <w:proofErr w:type="gramStart"/>
-      <w:r>
-        <w:rPr>
-          <w:rFonts w:cs="Georgia"/>
-        </w:rPr>
-        <w:t>Accuracy</w:t>
-      </w:r>
-      <w:r>
-        <w:rPr>
-          <w:rFonts w:ascii="Courier New" w:eastAsia="Courier New" w:hAnsi="Courier New" w:cs="Courier New"/>
-          <w:b/>
-          <w:bCs/>
-          <w:color w:val="222222"/>
-        </w:rPr>
-        <w:t xml:space="preserve">  91.18</w:t>
-      </w:r>
-      <w:proofErr w:type="gramEnd"/>
-      <w:r>
-        <w:rPr>
-          <w:rFonts w:ascii="Courier New" w:eastAsia="Courier New" w:hAnsi="Courier New" w:cs="Courier New"/>
-          <w:b/>
-          <w:bCs/>
-          <w:color w:val="222222"/>
-        </w:rPr>
-        <w:t>%</w:t>
-      </w:r>
-    </w:p>
-    <w:p>
-      <w:pPr>
-        <w:pBdr>
-          <w:bottom w:val="single" w:sz="2" w:space="1" w:color="EEEEEE"/>
-        </w:pBdr>
-        <w:spacing w:before="100" w:after="100"/>
-      </w:pPr>
-      <w:r>
-        <w:rPr>
-          <w:rFonts w:cs="Georgia"/>
-        </w:rPr>
-        <w:t xml:space="preserve">5-Fold CV </w:t>
-      </w:r>
-      <w:proofErr w:type="gramStart"/>
-      <w:r>
-        <w:rPr>
-          <w:rFonts w:cs="Georgia"/>
-        </w:rPr>
-        <w:t>Accuracy</w:t>
-      </w:r>
-      <w:r>
-        <w:rPr>
-          <w:rFonts w:ascii="Courier New" w:eastAsia="Courier New" w:hAnsi="Courier New" w:cs="Courier New"/>
-          <w:b/>
-          <w:bCs/>
-          <w:color w:val="222222"/>
-        </w:rPr>
-        <w:t xml:space="preserve">  89.58</w:t>
-      </w:r>
-      <w:proofErr w:type="gramEnd"/>
-      <w:r>
-        <w:rPr>
-          <w:rFonts w:ascii="Courier New" w:eastAsia="Courier New" w:hAnsi="Courier New" w:cs="Courier New"/>
-          <w:b/>
-          <w:bCs/>
-          <w:color w:val="222222"/>
-        </w:rPr>
-        <w:t>% ± 2.48%</w:t>
-      </w:r>
-    </w:p>
-    <w:p>
-      <w:pPr>
-        <w:pBdr>
-          <w:bottom w:val="single" w:sz="2" w:space="1" w:color="EEEEEE"/>
-        </w:pBdr>
-        <w:spacing w:before="100" w:after="100"/>
-      </w:pPr>
-      <w:r>
-        <w:rPr>
-          <w:rFonts w:cs="Georgia"/>
-        </w:rPr>
-        <w:t xml:space="preserve">Best </w:t>
-      </w:r>
-      <w:proofErr w:type="gramStart"/>
-      <w:r>
-        <w:rPr>
-          <w:rFonts w:cs="Georgia"/>
-        </w:rPr>
-        <w:t>Kernel</w:t>
-      </w:r>
-      <w:r>
-        <w:rPr>
-          <w:rFonts w:ascii="Courier New" w:eastAsia="Courier New" w:hAnsi="Courier New" w:cs="Courier New"/>
-          <w:b/>
-          <w:bCs/>
-          <w:color w:val="222222"/>
-        </w:rPr>
-        <w:t xml:space="preserve">  RBF</w:t>
-      </w:r>
-      <w:proofErr w:type="gramEnd"/>
-      <w:r>
-        <w:rPr>
-          <w:rFonts w:ascii="Courier New" w:eastAsia="Courier New" w:hAnsi="Courier New" w:cs="Courier New"/>
-          <w:b/>
-          <w:bCs/>
-          <w:color w:val="222222"/>
-        </w:rPr>
-        <w:t xml:space="preserve">  (C = 10, gamma = scale)</w:t>
-      </w:r>
-    </w:p>
-    <w:p>
-      <w:pPr>
-        <w:pBdr>
-          <w:bottom w:val="single" w:sz="2" w:space="1" w:color="EEEEEE"/>
-        </w:pBdr>
-        <w:spacing w:before="100" w:after="100"/>
-      </w:pPr>
-      <w:r>
-        <w:rPr>
-          <w:rFonts w:cs="Georgia"/>
-        </w:rPr>
-        <w:t xml:space="preserve">Test Dataset </w:t>
-      </w:r>
-      <w:proofErr w:type="gramStart"/>
-      <w:r>
-        <w:rPr>
-          <w:rFonts w:cs="Georgia"/>
-        </w:rPr>
-        <w:t>Size</w:t>
-      </w:r>
-      <w:r>
-        <w:rPr>
-          <w:rFonts w:ascii="Courier New" w:eastAsia="Courier New" w:hAnsi="Courier New" w:cs="Courier New"/>
-          <w:b/>
-          <w:bCs/>
-          <w:color w:val="222222"/>
-        </w:rPr>
-        <w:t xml:space="preserve">  68</w:t>
-      </w:r>
-      <w:proofErr w:type="gramEnd"/>
-      <w:r>
-        <w:rPr>
-          <w:rFonts w:ascii="Courier New" w:eastAsia="Courier New" w:hAnsi="Courier New" w:cs="Courier New"/>
-          <w:b/>
-          <w:bCs/>
-          <w:color w:val="222222"/>
-        </w:rPr>
-        <w:t xml:space="preserve"> images</w:t>
-      </w:r>
-    </w:p>
-    <w:p>
-      <w:pPr>
-        <w:spacing w:after="200"/>
-      </w:pPr>
+        <w:t>Applying horizontal flips, brightness jitter, and random crops before feature extraction can effectively double the training set. More diverse training data will push recall for the fire class toward 0.90+.</w:t>
+      </w:r>
     </w:p>
     <w:p>
       <w:pPr>
@@ -1349,199 +1165,8 @@
           <w:sz w:val="24"/>
           <w:szCs w:val="24"/>
         </w:rPr>
-        <w:t>Class-wise Breakdown</w:t>
-      </w:r>
-    </w:p>
-    <w:p>
-      <w:pPr>
-        <w:pBdr>
-          <w:bottom w:val="single" w:sz="2" w:space="1" w:color="EEEEEE"/>
-        </w:pBdr>
-        <w:spacing w:before="100" w:after="100"/>
-      </w:pPr>
-      <w:r>
-        <w:rPr>
-          <w:rFonts w:cs="Georgia"/>
-        </w:rPr>
-        <w:t xml:space="preserve">Precision — No </w:t>
-      </w:r>
-      <w:proofErr w:type="gramStart"/>
-      <w:r>
-        <w:rPr>
-          <w:rFonts w:cs="Georgia"/>
-        </w:rPr>
-        <w:t>Fire</w:t>
-      </w:r>
-      <w:r>
-        <w:rPr>
-          <w:rFonts w:ascii="Courier New" w:eastAsia="Courier New" w:hAnsi="Courier New" w:cs="Courier New"/>
-          <w:b/>
-          <w:bCs/>
-          <w:color w:val="222222"/>
-        </w:rPr>
-        <w:t xml:space="preserve">  0.88</w:t>
-      </w:r>
-      <w:proofErr w:type="gramEnd"/>
-    </w:p>
-    <w:p>
-      <w:pPr>
-        <w:pBdr>
-          <w:bottom w:val="single" w:sz="2" w:space="1" w:color="EEEEEE"/>
-        </w:pBdr>
-        <w:spacing w:before="100" w:after="100"/>
-      </w:pPr>
-      <w:r>
-        <w:rPr>
-          <w:rFonts w:cs="Georgia"/>
-        </w:rPr>
-        <w:t xml:space="preserve">Recall — No </w:t>
-      </w:r>
-      <w:proofErr w:type="gramStart"/>
-      <w:r>
-        <w:rPr>
-          <w:rFonts w:cs="Georgia"/>
-        </w:rPr>
-        <w:t>Fire</w:t>
-      </w:r>
-      <w:r>
-        <w:rPr>
-          <w:rFonts w:ascii="Courier New" w:eastAsia="Courier New" w:hAnsi="Courier New" w:cs="Courier New"/>
-          <w:b/>
-          <w:bCs/>
-          <w:color w:val="222222"/>
-        </w:rPr>
-        <w:t xml:space="preserve">  1.00</w:t>
-      </w:r>
-      <w:proofErr w:type="gramEnd"/>
-    </w:p>
-    <w:p>
-      <w:pPr>
-        <w:pBdr>
-          <w:bottom w:val="single" w:sz="2" w:space="1" w:color="EEEEEE"/>
-        </w:pBdr>
-        <w:spacing w:before="100" w:after="100"/>
-      </w:pPr>
-      <w:r>
-        <w:rPr>
-          <w:rFonts w:cs="Georgia"/>
-        </w:rPr>
-        <w:t xml:space="preserve">F1-Score — No </w:t>
-      </w:r>
-      <w:proofErr w:type="gramStart"/>
-      <w:r>
-        <w:rPr>
-          <w:rFonts w:cs="Georgia"/>
-        </w:rPr>
-        <w:t>Fire</w:t>
-      </w:r>
-      <w:r>
-        <w:rPr>
-          <w:rFonts w:ascii="Courier New" w:eastAsia="Courier New" w:hAnsi="Courier New" w:cs="Courier New"/>
-          <w:b/>
-          <w:bCs/>
-          <w:color w:val="222222"/>
-        </w:rPr>
-        <w:t xml:space="preserve">  0.94</w:t>
-      </w:r>
-      <w:proofErr w:type="gramEnd"/>
-    </w:p>
-    <w:p>
-      <w:pPr>
-        <w:pBdr>
-          <w:bottom w:val="single" w:sz="2" w:space="1" w:color="EEEEEE"/>
-        </w:pBdr>
-        <w:spacing w:before="100" w:after="100"/>
-      </w:pPr>
-      <w:r>
-        <w:rPr>
-          <w:rFonts w:cs="Georgia"/>
-        </w:rPr>
-        <w:t xml:space="preserve">Precision — </w:t>
-      </w:r>
-      <w:proofErr w:type="gramStart"/>
-      <w:r>
-        <w:rPr>
-          <w:rFonts w:cs="Georgia"/>
-        </w:rPr>
-        <w:t>Fire</w:t>
-      </w:r>
-      <w:r>
-        <w:rPr>
-          <w:rFonts w:ascii="Courier New" w:eastAsia="Courier New" w:hAnsi="Courier New" w:cs="Courier New"/>
-          <w:b/>
-          <w:bCs/>
-          <w:color w:val="222222"/>
-        </w:rPr>
-        <w:t xml:space="preserve">  1.00</w:t>
-      </w:r>
-      <w:proofErr w:type="gramEnd"/>
-    </w:p>
-    <w:p>
-      <w:pPr>
-        <w:pBdr>
-          <w:bottom w:val="single" w:sz="2" w:space="1" w:color="EEEEEE"/>
-        </w:pBdr>
-        <w:spacing w:before="100" w:after="100"/>
-      </w:pPr>
-      <w:r>
-        <w:rPr>
-          <w:rFonts w:cs="Georgia"/>
-        </w:rPr>
-        <w:t xml:space="preserve">Recall — </w:t>
-      </w:r>
-      <w:proofErr w:type="gramStart"/>
-      <w:r>
-        <w:rPr>
-          <w:rFonts w:cs="Georgia"/>
-        </w:rPr>
-        <w:t>Fire</w:t>
-      </w:r>
-      <w:r>
-        <w:rPr>
-          <w:rFonts w:ascii="Courier New" w:eastAsia="Courier New" w:hAnsi="Courier New" w:cs="Courier New"/>
-          <w:b/>
-          <w:bCs/>
-          <w:color w:val="222222"/>
-        </w:rPr>
-        <w:t xml:space="preserve">  0.73</w:t>
-      </w:r>
-      <w:proofErr w:type="gramEnd"/>
-    </w:p>
-    <w:p>
-      <w:pPr>
-        <w:pBdr>
-          <w:bottom w:val="single" w:sz="2" w:space="1" w:color="EEEEEE"/>
-        </w:pBdr>
-        <w:spacing w:before="100" w:after="100"/>
-      </w:pPr>
-      <w:r>
-        <w:rPr>
-          <w:rFonts w:cs="Georgia"/>
-        </w:rPr>
-        <w:t xml:space="preserve">F1-Score — </w:t>
-      </w:r>
-      <w:proofErr w:type="gramStart"/>
-      <w:r>
-        <w:rPr>
-          <w:rFonts w:cs="Georgia"/>
-        </w:rPr>
-        <w:t>Fire</w:t>
-      </w:r>
-      <w:r>
-        <w:rPr>
-          <w:rFonts w:ascii="Courier New" w:eastAsia="Courier New" w:hAnsi="Courier New" w:cs="Courier New"/>
-          <w:b/>
-          <w:bCs/>
-          <w:color w:val="222222"/>
-        </w:rPr>
-        <w:t xml:space="preserve">  0.84</w:t>
-      </w:r>
-      <w:proofErr w:type="gramEnd"/>
-    </w:p>
-    <w:p>
-      <w:pPr>
-        <w:spacing w:after="200"/>
-      </w:pPr>
+        <w:t>LBP Features</w:t>
+      </w:r>
     </w:p>
     <w:p>
       <w:pPr>
@@ -1551,18 +1176,24 @@
       <w:r>
         <w:rPr>
           <w:rFonts w:cs="Georgia"/>
-          <w:i/>
-          <w:iCs/>
-        </w:rPr>
-        <w:t>The model shows perfect precision on the fire class — every image it labels as fire is genuinely fire. The lower recall of 0.73 means some fir</w:t>
-      </w:r>
-      <w:r>
-        <w:rPr>
-          <w:rFonts w:cs="Georgia"/>
-          <w:i/>
-          <w:iCs/>
-        </w:rPr>
-        <w:t>e images are being missed. This is the conservative direction for a real deployment: false alarms are more disruptive than missed detections when precision is the priority.</w:t>
+        </w:rPr>
+        <w:t>Local Binary Patterns add rotation-invariant texture descriptors — particularly effective at distinguishing smoke texture from cloud or haze. Adding LBP alongside HOG typically improves accuracy by 2–3 percentage points.</w:t>
+      </w:r>
+    </w:p>
+    <w:p>
+      <w:pPr>
+        <w:spacing w:before="220" w:after="100"/>
+      </w:pPr>
+      <w:r>
+        <w:rPr>
+          <w:rFonts w:cs="Georgia"/>
+          <w:b/>
+          <w:bCs/>
+          <w:color w:val="222222"/>
+          <w:sz w:val="24"/>
+          <w:szCs w:val="24"/>
+        </w:rPr>
+        <w:t>Hard Negative Mining</w:t>
       </w:r>
     </w:p>
     <w:p>
@@ -1574,66 +1205,8 @@
         <w:rPr>
           <w:rFonts w:cs="Georgia"/>
         </w:rPr>
-        <w:t>The no-fire class achieves perfect recall of 1.00 — the model does not falsely trig</w:t>
-      </w:r>
-      <w:r>
-        <w:rPr>
-          <w:rFonts w:cs="Georgia"/>
-        </w:rPr>
-        <w:t>ger on any normal image in the test set, which is the most important property for a detection system where false positives cause unnecessary emergency responses.</w:t>
-      </w:r>
-    </w:p>
-    <w:p>
-      <w:pPr>
-        <w:spacing w:before="560" w:after="100"/>
-      </w:pPr>
-      <w:proofErr w:type="gramStart"/>
-      <w:r>
-        <w:rPr>
-          <w:rFonts w:ascii="Courier New" w:eastAsia="Courier New" w:hAnsi="Courier New" w:cs="Courier New"/>
-          <w:color w:val="CC2200"/>
-          <w:spacing w:val="100"/>
-          <w:sz w:val="16"/>
-          <w:szCs w:val="16"/>
-        </w:rPr>
-        <w:t>06  —</w:t>
-      </w:r>
-      <w:proofErr w:type="gramEnd"/>
-      <w:r>
-        <w:rPr>
-          <w:rFonts w:ascii="Courier New" w:eastAsia="Courier New" w:hAnsi="Courier New" w:cs="Courier New"/>
-          <w:color w:val="CC2200"/>
-          <w:spacing w:val="100"/>
-          <w:sz w:val="16"/>
-          <w:szCs w:val="16"/>
-        </w:rPr>
-        <w:t xml:space="preserve">  FUTURE SCOPE</w:t>
-      </w:r>
-    </w:p>
-    <w:p>
-      <w:pPr>
-        <w:spacing w:after="240"/>
-      </w:pPr>
-      <w:r>
-        <w:rPr>
-          <w:rFonts w:cs="Georgia"/>
-          <w:b/>
-          <w:bCs/>
-          <w:color w:val="111111"/>
-          <w:sz w:val="38"/>
-          <w:szCs w:val="38"/>
-        </w:rPr>
-        <w:lastRenderedPageBreak/>
-        <w:t>Next Steps</w:t>
-      </w:r>
-    </w:p>
-    <w:p>
-      <w:pPr>
-        <w:pBdr>
-          <w:bottom w:val="single" w:sz="10" w:space="1" w:color="CC2200"/>
-        </w:pBdr>
-        <w:spacing w:after="320"/>
-      </w:pPr>
+        <w:t>After initial training, run the model on no-fire images it misclassifies (sunsets, orange clouds, dry grass). Adding these hard negatives to the training set with extra weight directly addresses the cases causing confusion.</w:t>
+      </w:r>
     </w:p>
     <w:p>
       <w:pPr>
@@ -1648,7 +1221,7 @@
           <w:sz w:val="24"/>
           <w:szCs w:val="24"/>
         </w:rPr>
-        <w:t>Data Augmentation</w:t>
+        <w:t>Ensemble Approach</w:t>
       </w:r>
     </w:p>
     <w:p>
@@ -1660,115 +1233,7 @@
         <w:rPr>
           <w:rFonts w:cs="Georgia"/>
         </w:rPr>
-        <w:t>Applying horizontal flips, brightness jitter</w:t>
-      </w:r>
-      <w:r>
-        <w:rPr>
-          <w:rFonts w:cs="Georgia"/>
-        </w:rPr>
-        <w:t>, and random crops before feature extraction can effectively double the training set. More diverse training data will push recall for the fire class toward 0.90+.</w:t>
-      </w:r>
-    </w:p>
-    <w:p>
-      <w:pPr>
-        <w:spacing w:before="220" w:after="100"/>
-      </w:pPr>
-      <w:r>
-        <w:rPr>
-          <w:rFonts w:cs="Georgia"/>
-          <w:b/>
-          <w:bCs/>
-          <w:color w:val="222222"/>
-          <w:sz w:val="24"/>
-          <w:szCs w:val="24"/>
-        </w:rPr>
-        <w:t>LBP Features</w:t>
-      </w:r>
-    </w:p>
-    <w:p>
-      <w:pPr>
-        <w:spacing w:after="180"/>
-        <w:jc w:val="both"/>
-      </w:pPr>
-      <w:r>
-        <w:rPr>
-          <w:rFonts w:cs="Georgia"/>
-        </w:rPr>
-        <w:t xml:space="preserve">Local Binary Patterns add rotation-invariant texture descriptors — particularly </w:t>
-      </w:r>
-      <w:r>
-        <w:rPr>
-          <w:rFonts w:cs="Georgia"/>
-        </w:rPr>
-        <w:t>effective at distinguishing smoke texture from cloud or haze. Adding LBP alongside HOG typically improves accuracy by 2–3 percentage points.</w:t>
-      </w:r>
-    </w:p>
-    <w:p>
-      <w:pPr>
-        <w:spacing w:before="220" w:after="100"/>
-      </w:pPr>
-      <w:r>
-        <w:rPr>
-          <w:rFonts w:cs="Georgia"/>
-          <w:b/>
-          <w:bCs/>
-          <w:color w:val="222222"/>
-          <w:sz w:val="24"/>
-          <w:szCs w:val="24"/>
-        </w:rPr>
-        <w:t>Hard Negative Mining</w:t>
-      </w:r>
-    </w:p>
-    <w:p>
-      <w:pPr>
-        <w:spacing w:after="180"/>
-        <w:jc w:val="both"/>
-      </w:pPr>
-      <w:r>
-        <w:rPr>
-          <w:rFonts w:cs="Georgia"/>
-        </w:rPr>
-        <w:t>After initial training, run the model on no-fire images it misclassifies (sunsets, orange clou</w:t>
-      </w:r>
-      <w:r>
-        <w:rPr>
-          <w:rFonts w:cs="Georgia"/>
-        </w:rPr>
-        <w:t>ds, dry grass). Adding these hard negatives to the training set with extra weight directly addresses the cases causing confusion.</w:t>
-      </w:r>
-    </w:p>
-    <w:p>
-      <w:pPr>
-        <w:spacing w:before="220" w:after="100"/>
-      </w:pPr>
-      <w:r>
-        <w:rPr>
-          <w:rFonts w:cs="Georgia"/>
-          <w:b/>
-          <w:bCs/>
-          <w:color w:val="222222"/>
-          <w:sz w:val="24"/>
-          <w:szCs w:val="24"/>
-        </w:rPr>
-        <w:t>Ensemble Approach</w:t>
-      </w:r>
-    </w:p>
-    <w:p>
-      <w:pPr>
-        <w:spacing w:after="180"/>
-        <w:jc w:val="both"/>
-      </w:pPr>
-      <w:r>
-        <w:rPr>
-          <w:rFonts w:cs="Georgia"/>
-        </w:rPr>
-        <w:t>Bagging multiple SVMs trained on different feature subsets and averaging their probability outputs reduces p</w:t>
-      </w:r>
-      <w:r>
-        <w:rPr>
-          <w:rFonts w:cs="Georgia"/>
-        </w:rPr>
-        <w:t>rediction variance and improves robustness on edge cases.</w:t>
+        <w:t>Bagging multiple SVMs trained on different feature subsets and averaging their probability outputs reduces prediction variance and improves robustness on edge cases.</w:t>
       </w:r>
     </w:p>
     <w:p>
@@ -1847,27 +1312,7 @@
         <w:sz w:val="15"/>
         <w:szCs w:val="15"/>
       </w:rPr>
-      <w:t xml:space="preserve">Saxi Patel · Hitanshi </w:t>
-    </w:r>
-    <w:proofErr w:type="gramStart"/>
-    <w:r>
-      <w:rPr>
-        <w:rFonts w:ascii="Courier New" w:eastAsia="Courier New" w:hAnsi="Courier New" w:cs="Courier New"/>
-        <w:color w:val="888888"/>
-        <w:sz w:val="15"/>
-        <w:szCs w:val="15"/>
-      </w:rPr>
-      <w:t>Purnvairagi  |</w:t>
-    </w:r>
-    <w:proofErr w:type="gramEnd"/>
-    <w:r>
-      <w:rPr>
-        <w:rFonts w:ascii="Courier New" w:eastAsia="Courier New" w:hAnsi="Courier New" w:cs="Courier New"/>
-        <w:color w:val="888888"/>
-        <w:sz w:val="15"/>
-        <w:szCs w:val="15"/>
-      </w:rPr>
-      <w:t xml:space="preserve">  Page </w:t>
+      <w:t xml:space="preserve">Saxi Patel · Hitanshi Purnvairagi  |  Page </w:t>
     </w:r>
     <w:r>
       <w:rPr>
